--- a/templates/elektrik/FR7_2_36_TEMPLATE.docx
+++ b/templates/elektrik/FR7_2_36_TEMPLATE.docx
@@ -23949,7 +23949,7 @@
               <w:sz w:val="16"/>
               <w:szCs w:val="18"/>
             </w:rPr>
-            <w:t>Fetih Mahallesi Aslanlı Kışla Cadddesi No:144S/1</w:t>
+            <w:t>Akabe Mahallesi Aslanlı Kışla Cadddesi No:144S/1</w:t>
           </w:r>
           <w:r>
             <w:rPr>
@@ -24353,7 +24353,7 @@
               <w:sz w:val="16"/>
               <w:szCs w:val="18"/>
             </w:rPr>
-            <w:t>Fetih Mahallesi Aslanlı Kışla Cadddesi No:144S/1</w:t>
+            <w:t>Akabe Mahallesi Aslanlı Kışla Cadddesi No:144S/1</w:t>
           </w:r>
           <w:r>
             <w:rPr>
